--- a/Clinical Medicine and Surgery I Exam 2/cms-exam-2-cram-sheet.docx
+++ b/Clinical Medicine and Surgery I Exam 2/cms-exam-2-cram-sheet.docx
@@ -4914,7 +4914,7 @@
                 <w:i w:val="0"/>
                 <w:sz w:val="18"/>
               </w:rPr>
-              <w:t>SLIT LAMP: anterior — lids, cornea, conjunctiva, sclera, iris. OPHTHALMOSCOPY: direct / indirect / SLIT-LAMP (most common). FLUORESCEIN EXAM: dye INSTILLED, Wood lamp — abrasions, ulcers, foreign bodies. FLUORESCEIN ANGIOGRAPHY: dye INJECTED, reaches eye in 10–15 SEC, blue flash, NO IODINE — retina and choroid blood flow.</w:t>
+              <w:t>SLIT LAMP: anterior — lids, cornea, conjunctiva, sclera, iris. OPHTHALMOSCOPY: direct / indirect / SLIT-LAMP (most common). FLUORESCEIN EXAM: dye INSTILLED, Wood's lamp — abrasions, ulcers, foreign bodies. FLUORESCEIN ANGIOGRAPHY: dye INJECTED, reaches eye in 10–15 SEC, blue flash, NO IODINE — retina and choroid blood flow.</w:t>
             </w:r>
           </w:p>
         </w:tc>

--- a/Clinical Medicine and Surgery I Exam 2/cms-exam-2-cram-sheet.docx
+++ b/Clinical Medicine and Surgery I Exam 2/cms-exam-2-cram-sheet.docx
@@ -374,7 +374,7 @@
                 <w:i w:val="0"/>
                 <w:sz w:val="18"/>
               </w:rPr>
-              <w:t>ENTROPION · ECTROPION · DERMATOCHALASIS · XANTHELASMA · BLEPHARITIS / MEIBOMITIS · CHALAZION · PINGUECULA · PTERYGIUM · SUBCONJUNCTIVAL HAEMORRHAGE · ALLERGIC CONJUNCTIVITIS · VIRAL CONJUNCTIVITIS · CHLAMYDIAL CONJUNCTIVITIS - ADULT INCLUSION · TRACHOMA · AUTOIMMUNE CONJUNCTIVITIS · POSTERIOR UVEITIS.</w:t>
+              <w:t>ENTROPION · ECTROPION · DERMATOCHALASIS · XANTHELASMA · BLEPHARITIS / MEIBOMITIS · CHALAZION · PINGUECULA · PTERYGIUM · SUBCONJUNCTIVAL HEMORRHAGE · ALLERGIC CONJUNCTIVITIS · VIRAL CONJUNCTIVITIS · CHLAMYDIAL CONJUNCTIVITIS - ADULT INCLUSION · TRACHOMA · AUTOIMMUNE CONJUNCTIVITIS · POSTERIOR UVEITIS.</w:t>
             </w:r>
           </w:p>
         </w:tc>
@@ -574,7 +574,7 @@
                 <w:i w:val="0"/>
                 <w:sz w:val="18"/>
               </w:rPr>
-              <w:t>CHALAZION · HORDEOLUM · DACRYOADENITIS · DACRYOCYSTITIS · SUBCONJUNCTIVAL HAEMORRHAGE · BACTERIAL CONJUNCTIVITIS · CHLAMYDIAL CONJUNCTIVITIS - ADULT INCLUSION · EPISCLERITIS · SCLERITIS · PRE-SEPTAL CELLULITIS · POST-SEPTAL CELLULITIS · KERATITIS · HERPES SIMPLEX KERATITIS · HERPES ZOSTER KERATITIS · CORNEAL ULCER · ANTERIOR UVEITIS. DACRYOADENITIS is unilateral EXCEPT the viral form, which is usually bilateral.</w:t>
+              <w:t>CHALAZION · HORDEOLUM · DACRYOADENITIS · DACRYOCYSTITIS · SUBCONJUNCTIVAL HEMORRHAGE · BACTERIAL CONJUNCTIVITIS · CHLAMYDIAL CONJUNCTIVITIS - ADULT INCLUSION · EPISCLERITIS · SCLERITIS · PRE-SEPTAL CELLULITIS · POST-SEPTAL CELLULITIS · KERATITIS · HERPES SIMPLEX KERATITIS · HERPES ZOSTER KERATITIS · CORNEAL ULCER · ANTERIOR UVEITIS. DACRYOADENITIS is unilateral EXCEPT the viral form, which is usually bilateral.</w:t>
             </w:r>
           </w:p>
         </w:tc>
@@ -1018,7 +1018,7 @@
                 <w:i w:val="0"/>
                 <w:sz w:val="18"/>
               </w:rPr>
-              <w:t>“Way more non-pictures than pictures.” Do not bank on recognising a photograph.</w:t>
+              <w:t>“Way more non-pictures than pictures.” Do not bank on recognizing a photograph.</w:t>
             </w:r>
           </w:p>
         </w:tc>
@@ -1339,7 +1339,7 @@
                 <w:i w:val="0"/>
                 <w:sz w:val="18"/>
               </w:rPr>
-              <w:t>Localise by pattern</w:t>
+              <w:t>Localize by pattern</w:t>
             </w:r>
           </w:p>
         </w:tc>
@@ -1412,7 +1412,7 @@
                 <w:i w:val="0"/>
                 <w:sz w:val="18"/>
               </w:rPr>
-              <w:t>CHEMICAL — IRRIGATE FIRST, before history or exam, then check pH normalised. OPEN GLOBE — rigid shield, NO pressure, NO TONOMETRY, nil by mouth, emergency consult.</w:t>
+              <w:t>CHEMICAL — IRRIGATE FIRST, before history or exam, then check pH normalized. OPEN GLOBE — rigid shield, NO pressure, NO TONOMETRY, nil by mouth, emergency consult.</w:t>
             </w:r>
           </w:p>
         </w:tc>
@@ -1656,7 +1656,7 @@
                 <w:i w:val="0"/>
                 <w:sz w:val="18"/>
               </w:rPr>
-              <w:t>Excess loose skin + orbital fat prolapse, from AGEING. “Heaviness,” “looking through lashes.” EXAMINE VISUAL FIELDS — a deficit is what gets BLEPHAROPLASTY covered by insurance.</w:t>
+              <w:t>Excess loose skin + orbital fat prolapse, from AGING. “Heaviness,” “looking through lashes.” EXAMINE VISUAL FIELDS — a deficit is what gets BLEPHAROPLASTY covered by insurance.</w:t>
             </w:r>
           </w:p>
         </w:tc>
@@ -1756,7 +1756,7 @@
                 <w:i w:val="0"/>
                 <w:sz w:val="18"/>
               </w:rPr>
-              <w:t>ROSACEA · SEBORRHOEIC DERMATITIS · STAPH AUREUS. Crusting/scaling at LASH BASES, thick TOOTHPASTE-LIKE meibomian secretion, decreased or frothy tear film. LID HYGIENE FIRST → if no better at 2 WEEKS, topical abx → then oral. CHRONIC: CONTROLLED, NOT CURED.</w:t>
+              <w:t>ROSACEA · SEBORRHEIC DERMATITIS · STAPH AUREUS. Crusting/scaling at LASH BASES, thick TOOTHPASTE-LIKE meibomian secretion, decreased or frothy tear film. LID HYGIENE FIRST → if no better at 2 WEEKS, topical abx → then oral. CHRONIC: CONTROLLED, NOT CURED.</w:t>
             </w:r>
           </w:p>
         </w:tc>
@@ -2100,7 +2100,7 @@
                 <w:i w:val="0"/>
                 <w:sz w:val="18"/>
               </w:rPr>
-              <w:t>NOT dacryocystitis — suspect a LACRIMAL SAC TUMOUR (rare).</w:t>
+              <w:t>NOT dacryocystitis — suspect a LACRIMAL SAC TUMOR (rare).</w:t>
             </w:r>
           </w:p>
         </w:tc>
@@ -2421,7 +2421,7 @@
                 <w:i w:val="0"/>
                 <w:sz w:val="18"/>
               </w:rPr>
-              <w:t>SUBCONJUNCTIVAL HAEMORRHAGE</w:t>
+              <w:t>SUBCONJUNCTIVAL HEMORRHAGE</w:t>
             </w:r>
           </w:p>
         </w:tc>
@@ -2471,7 +2471,7 @@
                 <w:i w:val="0"/>
                 <w:sz w:val="18"/>
               </w:rPr>
-              <w:t>Recurrent haemorrhage — the hedge</w:t>
+              <w:t>Recurrent hemorrhage — the hedge</w:t>
             </w:r>
           </w:p>
         </w:tc>
@@ -2494,7 +2494,7 @@
                 <w:i w:val="0"/>
                 <w:sz w:val="18"/>
               </w:rPr>
-              <w:t>NOT automatic haematology referral. Medication review, blood pressure, TARGETED evaluation for haematologic disease.</w:t>
+              <w:t>NOT automatic hematology referral. Medication review, blood pressure, TARGETED evaluation for hematologic disease.</w:t>
             </w:r>
           </w:p>
         </w:tc>
@@ -2788,7 +2788,7 @@
                 <w:i w:val="0"/>
                 <w:sz w:val="18"/>
               </w:rPr>
-              <w:t>ITCH · bilateral · watery/stringy · chemosis · papillae · NO NODE · vision preserved. Avoid allergen, cool compresses, artificial tears, topical H1 ± mast cell stabiliser — OLOPATADINE DOES BOTH — plus systemic H1.</w:t>
+              <w:t>ITCH · bilateral · watery/stringy · chemosis · papillae · NO NODE · vision preserved. Avoid allergen, cool compresses, artificial tears, topical H1 ± mast cell stabilizer — OLOPATADINE DOES BOTH — plus systemic H1.</w:t>
             </w:r>
           </w:p>
         </w:tc>
@@ -2988,7 +2988,7 @@
                 <w:i w:val="0"/>
                 <w:sz w:val="18"/>
               </w:rPr>
-              <w:t>SEVERE purulent discharge WITH a PALPABLE PREAURICULAR NODE. NEWBORN = EMERGENCY: hospitalise, SYSTEMIC CEFTRIAXONE, cultures + Gram stain, test for chlamydia and dissemination. Untreated → CORNEAL PERFORATION.</w:t>
+              <w:t>SEVERE purulent discharge WITH a PALPABLE PREAURICULAR NODE. NEWBORN = EMERGENCY: hospitalize, SYSTEMIC CEFTRIAXONE, cultures + Gram stain, test for chlamydia and dissemination. Untreated → CORNEAL PERFORATION.</w:t>
             </w:r>
           </w:p>
         </w:tc>
@@ -3188,7 +3188,7 @@
                 <w:i w:val="0"/>
                 <w:sz w:val="18"/>
               </w:rPr>
-              <w:t>Recurrent/chronic hyperaemia, MINIMAL PAIN, NO DISCHARGE, systemic complaints. Pemphigoid, Stevens–Johnson, Sjögren, GVHD. ROUTINE ophtho referral.</w:t>
+              <w:t>Recurrent/chronic hyperemia, MINIMAL PAIN, NO DISCHARGE, systemic complaints. Pemphigoid, Stevens–Johnson, Sjögren, GVHD. ROUTINE ophtho referral.</w:t>
             </w:r>
           </w:p>
         </w:tc>
@@ -4176,7 +4176,7 @@
                 <w:i w:val="0"/>
                 <w:sz w:val="18"/>
               </w:rPr>
-              <w:t>REMOVE LENSES, DO NOT PATCH · NO take-home ANAESTHETIC (delays healing, masks progression) · NO empiric STEROID · SAME-DAY ophthalmology · PRESERVE LENSES AND CASE for culture. Do NOT delay treatment solely to obtain a culture.</w:t>
+              <w:t>REMOVE LENSES, DO NOT PATCH · NO take-home ANESTHETIC (delays healing, masks progression) · NO empiric STEROID · SAME-DAY ophthalmology · PRESERVE LENSES AND CASE for culture. Do NOT delay treatment solely to obtain a culture.</w:t>
             </w:r>
           </w:p>
         </w:tc>
@@ -5896,7 +5896,7 @@
                 <w:i w:val="0"/>
                 <w:sz w:val="18"/>
               </w:rPr>
-              <w:t>IRIS BLOCKS THE DRAINAGE CIRCUIT. SEVERE SUDDEN EYE PAIN, HEADACHE, NAUSEA/VOMITING, COLOURED HALOS, decreased vision. HAZY CORNEA, pupillary dilation, narrow/occluded angle.</w:t>
+              <w:t>IRIS BLOCKS THE DRAINAGE CIRCUIT. SEVERE SUDDEN EYE PAIN, HEADACHE, NAUSEA/VOMITING, COLORED HALOS, decreased vision. HAZY CORNEA, pupillary dilation, narrow/occluded angle.</w:t>
             </w:r>
           </w:p>
         </w:tc>
@@ -6046,7 +6046,7 @@
                 <w:i w:val="0"/>
                 <w:sz w:val="18"/>
               </w:rPr>
-              <w:t>SYSTEMIC ANTICHOLINERGICS (atropine) · NEBULIZED BRONCHODILATORS · prior ANTERIOR UVEITIS · lens dislocation · AFRICAN AMERICAN RACE. Obstruction from TUMOUR or SCARRING.</w:t>
+              <w:t>SYSTEMIC ANTICHOLINERGICS (atropine) · NEBULIZED BRONCHODILATORS · prior ANTERIOR UVEITIS · lens dislocation · AFRICAN AMERICAN RACE. Obstruction from TUMOR or SCARRING.</w:t>
             </w:r>
           </w:p>
         </w:tc>
@@ -6196,7 +6196,7 @@
                 <w:i w:val="0"/>
                 <w:sz w:val="18"/>
               </w:rPr>
-              <w:t>OPTIC NERVE CUPPING — increased CUP-TO-DISC RATIO. Also RIM PITTING, BAYONETING (vessels with narrow angulations), SPLINTER HAEMORRHAGES, rim thinning.</w:t>
+              <w:t>OPTIC NERVE CUPPING — increased CUP-TO-DISC RATIO. Also RIM PITTING, BAYONETING (vessels with narrow angulations), SPLINTER HEMORRHAGES, rim thinning.</w:t>
             </w:r>
           </w:p>
         </w:tc>
@@ -6396,7 +6396,7 @@
                 <w:i w:val="0"/>
                 <w:sz w:val="18"/>
               </w:rPr>
-              <w:t>An INTRACTABLE HEADACHE LOCALISED BEHIND THE EYE with a RED EYE. Glaucoma is a LEADING CAUSE OF BLINDNESS WORLDWIDE.</w:t>
+              <w:t>An INTRACTABLE HEADACHE LOCALIZED BEHIND THE EYE with a RED EYE. Glaucoma is a LEADING CAUSE OF BLINDNESS WORLDWIDE.</w:t>
             </w:r>
           </w:p>
         </w:tc>
@@ -6640,7 +6640,7 @@
                 <w:i w:val="0"/>
                 <w:sz w:val="18"/>
               </w:rPr>
-              <w:t>UNILATERAL loss over HOURS TO SEVERAL DAYS · PAINFUL EYE MOVEMENT · central vision loss · LOSS OF COLOUR VISION.</w:t>
+              <w:t>UNILATERAL loss over HOURS TO SEVERAL DAYS · PAINFUL EYE MOVEMENT · central vision loss · LOSS OF COLOR VISION.</w:t>
             </w:r>
           </w:p>
         </w:tc>
@@ -6740,7 +6740,7 @@
                 <w:i w:val="0"/>
                 <w:sz w:val="18"/>
               </w:rPr>
-              <w:t>REFER TO OPHTHALMOLOGY. Slit lamp, dilated fundoscopy, COLOUR VISION + neuro exam. MRI (magnetic resonance imaging) BRAIN AND ORBITS, WITH AND WITHOUT CONTRAST.</w:t>
+              <w:t>REFER TO OPHTHALMOLOGY. Slit lamp, dilated fundoscopy, COLOR VISION + neuro exam. MRI (magnetic resonance imaging) BRAIN AND ORBITS, WITH AND WITHOUT CONTRAST.</w:t>
             </w:r>
           </w:p>
         </w:tc>
@@ -7134,7 +7134,7 @@
                 <w:i w:val="0"/>
                 <w:sz w:val="18"/>
               </w:rPr>
-              <w:t>MYOPIA, TRAUMA, CATARACT EXTRACTION, DM, tumour, CONNECTIVE TISSUE DISEASE, family history.</w:t>
+              <w:t>MYOPIA, TRAUMA, CATARACT EXTRACTION, DM, tumor, CONNECTIVE TISSUE DISEASE, family history.</w:t>
             </w:r>
           </w:p>
         </w:tc>
@@ -7234,7 +7234,7 @@
                 <w:i w:val="0"/>
                 <w:sz w:val="18"/>
               </w:rPr>
-              <w:t>GREY OR BLACK SHADOWS peripherally, may cover the WHOLE EYE WITHIN DAYS. “CURTAIN or DARK CLOUD.” PAINLESS.</w:t>
+              <w:t>GRAY OR BLACK SHADOWS peripherally, may cover the WHOLE EYE WITHIN DAYS. “CURTAIN or DARK CLOUD.” PAINLESS.</w:t>
             </w:r>
           </w:p>
         </w:tc>
@@ -7384,7 +7384,7 @@
                 <w:i w:val="0"/>
                 <w:sz w:val="18"/>
               </w:rPr>
-              <w:t>ELEVATED GREY retina WITH FOLDS · PIGMENTED WELL-DEMARCATED area · TEARS ARE ORANGE AND CRESCENT SHAPED. ULTRASOUND IS MORE SENSITIVE THAN FUNDOSCOPY and types it.</w:t>
+              <w:t>ELEVATED GRAY retina WITH FOLDS · PIGMENTED WELL-DEMARCATED area · TEARS ARE ORANGE AND CRESCENT SHAPED. ULTRASOUND IS MORE SENSITIVE THAN FUNDOSCOPY and types it.</w:t>
             </w:r>
           </w:p>
         </w:tc>
@@ -7928,7 +7928,7 @@
                 <w:i w:val="0"/>
                 <w:sz w:val="18"/>
               </w:rPr>
-              <w:t>“BLOOD AND THUNDER” — DISC SWELLING, VENOUS DILATION, COTTON WOOL SPOTS, RETINAL HAEMORRHAGES.</w:t>
+              <w:t>“BLOOD AND THUNDER” — DISC SWELLING, VENOUS DILATION, COTTON WOOL SPOTS, RETINAL HEMORRHAGES.</w:t>
             </w:r>
           </w:p>
         </w:tc>
@@ -8028,7 +8028,7 @@
                 <w:i w:val="0"/>
                 <w:sz w:val="18"/>
               </w:rPr>
-              <w:t>HTN · DM · HLD (hyperlipidaemia) · RAYNAUD’S · AGE &gt;50 · HYPERCOAGULABLE · GIANT CELL ARTERITIS · ENDOCARDITIS · ATRIAL MYXOMA · OBESITY. CRAO adds ATRIAL FIBRILLATION.</w:t>
+              <w:t>HTN · DM · HLD (hyperlipidemia) · RAYNAUD’S · AGE &gt;50 · HYPERCOAGULABLE · GIANT CELL ARTERITIS · ENDOCARDITIS · ATRIAL MYXOMA · OBESITY. CRAO adds ATRIAL FIBRILLATION.</w:t>
             </w:r>
           </w:p>
         </w:tc>
@@ -8128,7 +8128,7 @@
                 <w:i w:val="0"/>
                 <w:sz w:val="18"/>
               </w:rPr>
-              <w:t>COLOUR FUNDUS PHOTOGRAPHY + FLUORESCEIN ANGIOGRAPHY.</w:t>
+              <w:t>COLOR FUNDUS PHOTOGRAPHY + FLUORESCEIN ANGIOGRAPHY.</w:t>
             </w:r>
           </w:p>
         </w:tc>
@@ -8372,7 +8372,7 @@
                 <w:i w:val="0"/>
                 <w:sz w:val="18"/>
               </w:rPr>
-              <w:t>TUMOUR · TRAUMA · INTRACRANIAL INFECTION (meningitis) · HAEMORRHAGE · VITAMIN A TOXICITY.</w:t>
+              <w:t>TUMOR · TRAUMA · INTRACRANIAL INFECTION (meningitis) · HEMORRHAGE · VITAMIN A TOXICITY.</w:t>
             </w:r>
           </w:p>
         </w:tc>
@@ -8522,7 +8522,7 @@
                 <w:i w:val="0"/>
                 <w:sz w:val="18"/>
               </w:rPr>
-              <w:t>ENGORGED RETINAL VEINS · SWOLLEN OPTIC DISC · ± retinal haemorrhages. BILATERAL.</w:t>
+              <w:t>ENGORGED RETINAL VEINS · SWOLLEN OPTIC DISC · ± retinal hemorrhages. BILATERAL.</w:t>
             </w:r>
           </w:p>
         </w:tc>
@@ -8572,7 +8572,7 @@
                 <w:i w:val="0"/>
                 <w:sz w:val="18"/>
               </w:rPr>
-              <w:t>ACUTE may have HAEMORRHAGES and COTTON WOOL SPOTS. CHRONIC = elevation + blurred margins, NO haemorrhage or cotton wool spots. ATROPHIC = the AXONS HAVE DIED.</w:t>
+              <w:t>ACUTE may have HEMORRHAGES and COTTON WOOL SPOTS. CHRONIC = elevation + blurred margins, NO hemorrhage or cotton wool spots. ATROPHIC = the AXONS HAVE DIED.</w:t>
             </w:r>
           </w:p>
         </w:tc>
@@ -8916,7 +8916,7 @@
                 <w:i w:val="0"/>
                 <w:sz w:val="18"/>
               </w:rPr>
-              <w:t>A DIAGNOSIS OF EXCLUSION. WORKUP IS IDENTICAL TO ARTERITIC — make sure there is no GCA. Then evaluate HTN, DM, ANAEMIA; neuroimaging if unclear.</w:t>
+              <w:t>A DIAGNOSIS OF EXCLUSION. WORKUP IS IDENTICAL TO ARTERITIC — make sure there is no GCA. Then evaluate HTN, DM, ANEMIA; neuroimaging if unclear.</w:t>
             </w:r>
           </w:p>
         </w:tc>
@@ -9787,7 +9787,7 @@
                 <w:i w:val="0"/>
                 <w:sz w:val="18"/>
               </w:rPr>
-              <w:t>HORNER LOCALISATION</w:t>
+              <w:t>HORNER LOCALIZATION</w:t>
             </w:r>
           </w:p>
         </w:tc>
@@ -9810,7 +9810,7 @@
                 <w:i w:val="0"/>
                 <w:sz w:val="18"/>
               </w:rPr>
-              <w:t>1st ORDER: brainstem stroke/tumour, cord lesion ABOVE T1. 2nd ORDER: PANCOAST TUMOUR, thyroid cancer. 3rd ORDER: CAROTID DISSECTION, cavernous sinus. OFTEN IDIOPATHIC.</w:t>
+              <w:t>1st ORDER: brainstem stroke/tumor, cord lesion ABOVE T1. 2nd ORDER: PANCOAST TUMOR, thyroid cancer. 3rd ORDER: CAROTID DISSECTION, cavernous sinus. OFTEN IDIOPATHIC.</w:t>
             </w:r>
           </w:p>
         </w:tc>
@@ -10254,7 +10254,7 @@
                 <w:i w:val="0"/>
                 <w:sz w:val="18"/>
               </w:rPr>
-              <w:t>LATERAL RECTUS — ABDUCTS. HORIZONTAL BINOCULAR DIPLOPIA. CHILDREN: INTRACRANIAL TUMOURS. ADULTS: MICROVASCULAR, or major trauma/skull base fracture.</w:t>
+              <w:t>LATERAL RECTUS — ABDUCTS. HORIZONTAL BINOCULAR DIPLOPIA. CHILDREN: INTRACRANIAL TUMORS. ADULTS: MICROVASCULAR, or major trauma/skull base fracture.</w:t>
             </w:r>
           </w:p>
         </w:tc>
@@ -10304,7 +10304,7 @@
                 <w:i w:val="0"/>
                 <w:sz w:val="18"/>
               </w:rPr>
-              <w:t>Isolated atraumatic → MRI BRAIN WITH AND WITHOUT CONTRAST + HbA1C (haemoglobin A1C) if at risk. TRAUMATIC → OBSERVE ~6 MONTHS, PATCH ONE EYE meanwhile.</w:t>
+              <w:t>Isolated atraumatic → MRI BRAIN WITH AND WITHOUT CONTRAST + HbA1C (hemoglobin A1C) if at risk. TRAUMATIC → OBSERVE ~6 MONTHS, PATCH ONE EYE meanwhile.</w:t>
             </w:r>
           </w:p>
         </w:tc>
@@ -10875,7 +10875,7 @@
                 <w:i w:val="0"/>
                 <w:sz w:val="18"/>
               </w:rPr>
-              <w:t>PAEDIATRIC cataract type</w:t>
+              <w:t>PEDIATRIC cataract type</w:t>
             </w:r>
           </w:p>
         </w:tc>
@@ -11319,7 +11319,7 @@
                 <w:i w:val="0"/>
                 <w:sz w:val="18"/>
               </w:rPr>
-              <w:t>PAEDIATRIC — ZONULAR</w:t>
+              <w:t>PEDIATRIC — ZONULAR</w:t>
             </w:r>
           </w:p>
         </w:tc>
@@ -11342,7 +11342,7 @@
                 <w:i w:val="0"/>
                 <w:sz w:val="18"/>
               </w:rPr>
-              <w:t>COMMONEST paediatric type. White opacity round the nucleus.</w:t>
+              <w:t>COMMONEST pediatric type. White opacity round the nucleus.</w:t>
             </w:r>
           </w:p>
         </w:tc>
@@ -11369,7 +11369,7 @@
                 <w:i w:val="0"/>
                 <w:sz w:val="18"/>
               </w:rPr>
-              <w:t>PAEDIATRIC — POLAR</w:t>
+              <w:t>PEDIATRIC — POLAR</w:t>
             </w:r>
           </w:p>
         </w:tc>
@@ -11492,7 +11492,7 @@
                 <w:i w:val="0"/>
                 <w:sz w:val="18"/>
               </w:rPr>
-              <w:t>LOSS OF RED REFLEX · leukocoria · pupil looks grey or white.</w:t>
+              <w:t>LOSS OF RED REFLEX · leukocoria · pupil looks gray or white.</w:t>
             </w:r>
           </w:p>
         </w:tc>
@@ -11836,7 +11836,7 @@
                 <w:i w:val="0"/>
                 <w:sz w:val="18"/>
               </w:rPr>
-              <w:t>20%. CHOROIDAL NEOVASCULARISATION bleeds into retina → DISCIFORM SCAR.</w:t>
+              <w:t>20%. CHOROIDAL NEOVASCULARIZATION bleeds into retina → DISCIFORM SCAR.</w:t>
             </w:r>
           </w:p>
         </w:tc>
@@ -12280,7 +12280,7 @@
                 <w:i w:val="0"/>
                 <w:sz w:val="18"/>
               </w:rPr>
-              <w:t>Brain FAVOURS one eye; the other never develops.</w:t>
+              <w:t>Brain FAVORS one eye; the other never develops.</w:t>
             </w:r>
           </w:p>
         </w:tc>
@@ -12974,7 +12974,7 @@
                 <w:i w:val="0"/>
                 <w:sz w:val="18"/>
               </w:rPr>
-              <w:t>Risks SEEDING the tumour. Diagnosis is EXAM + IMAGING.</w:t>
+              <w:t>Risks SEEDING the tumor. Diagnosis is EXAM + IMAGING.</w:t>
             </w:r>
           </w:p>
         </w:tc>
@@ -13918,7 +13918,7 @@
                 <w:i w:val="0"/>
                 <w:sz w:val="18"/>
               </w:rPr>
-              <w:t>ACETAZOLAMIDE promptly + WEIGHT REDUCTION programme.</w:t>
+              <w:t>ACETAZOLAMIDE promptly + WEIGHT REDUCTION program.</w:t>
             </w:r>
           </w:p>
         </w:tc>
@@ -14439,7 +14439,7 @@
                 <w:i w:val="0"/>
                 <w:sz w:val="18"/>
               </w:rPr>
-              <w:t>The colour clue</w:t>
+              <w:t>The color clue</w:t>
             </w:r>
           </w:p>
         </w:tc>
@@ -14462,7 +14462,7 @@
                 <w:i w:val="0"/>
                 <w:sz w:val="18"/>
               </w:rPr>
-              <w:t>OPTIC NEUROPATHY is the one that takes COLOUR VISION. Think of it first if colours look washed out.</w:t>
+              <w:t>OPTIC NEUROPATHY is the one that takes COLOR VISION. Think of it first if colors look washed out.</w:t>
             </w:r>
           </w:p>
         </w:tc>
@@ -14783,7 +14783,7 @@
                 <w:i w:val="0"/>
                 <w:sz w:val="18"/>
               </w:rPr>
-              <w:t>DO NOT send home topical anaesthetic</w:t>
+              <w:t>DO NOT send home topical anesthetic</w:t>
             </w:r>
           </w:p>
         </w:tc>
@@ -14906,7 +14906,7 @@
                 <w:i w:val="0"/>
                 <w:sz w:val="18"/>
               </w:rPr>
-              <w:t>Loss of consciousness, alcohol, confusion, TACHYPNOEA, apnoeic breathing, ANTICOAGULANTS, or eye penetration.</w:t>
+              <w:t>Loss of consciousness, alcohol, confusion, TACHYPNEA, apneic breathing, ANTICOAGULANTS, or eye penetration.</w:t>
             </w:r>
           </w:p>
         </w:tc>
@@ -15150,7 +15150,7 @@
                 <w:i w:val="0"/>
                 <w:sz w:val="18"/>
               </w:rPr>
-              <w:t>PUPIL DISTORTED TOWARD THE WOUND · FLAT anterior chamber · uveal tissue protruding · massive haemorrhagic CHEMOSIS · SOFT EYE · deep lid laceration · hyphema or vitreous haemorrhage.</w:t>
+              <w:t>PUPIL DISTORTED TOWARD THE WOUND · FLAT anterior chamber · uveal tissue protruding · massive hemorrhagic CHEMOSIS · SOFT EYE · deep lid laceration · hyphema or vitreous hemorrhage.</w:t>
             </w:r>
           </w:p>
         </w:tc>
@@ -15300,7 +15300,7 @@
                 <w:i w:val="0"/>
                 <w:sz w:val="18"/>
               </w:rPr>
-              <w:t>Blunt trauma + MASSIVE HAEMORRHAGIC CHEMOSIS or a SOFT EYE.</w:t>
+              <w:t>Blunt trauma + MASSIVE HEMORRHAGIC CHEMOSIS or a SOFT EYE.</w:t>
             </w:r>
           </w:p>
         </w:tc>
@@ -15400,7 +15400,7 @@
                 <w:i w:val="0"/>
                 <w:sz w:val="18"/>
               </w:rPr>
-              <w:t>Lens becomes HYDRATED, OEDEMATOUS, OPAQUE. LENSECTOMY required but often DEFERRED.</w:t>
+              <w:t>Lens becomes HYDRATED, EDEMATOUS, OPAQUE. LENSECTOMY required but often DEFERRED.</w:t>
             </w:r>
           </w:p>
         </w:tc>
@@ -15821,7 +15821,7 @@
                 <w:i w:val="0"/>
                 <w:sz w:val="18"/>
               </w:rPr>
-              <w:t>THE LOCALISING SIGN</w:t>
+              <w:t>THE LOCALIZING SIGN</w:t>
             </w:r>
           </w:p>
         </w:tc>
@@ -15894,7 +15894,7 @@
                 <w:i w:val="0"/>
                 <w:sz w:val="18"/>
               </w:rPr>
-              <w:t>Topical anaesthetic → slit lamp → STERILE 27-GAUGE NEEDLE. RUST RING (iron/copper) → battery BURR.</w:t>
+              <w:t>Topical anesthetic → slit lamp → STERILE 27-GAUGE NEEDLE. RUST RING (iron/copper) → battery BURR.</w:t>
             </w:r>
           </w:p>
         </w:tc>
@@ -16338,7 +16338,7 @@
                 <w:i w:val="0"/>
                 <w:sz w:val="18"/>
               </w:rPr>
-              <w:t>MOST REBLEEDING IS IN THE FIRST 72 HOURS. Secondary haemorrhage is what causes PERMANENT visual loss.</w:t>
+              <w:t>MOST REBLEEDING IS IN THE FIRST 72 HOURS. Secondary hemorrhage is what causes PERMANENT visual loss.</w:t>
             </w:r>
           </w:p>
         </w:tc>
@@ -16459,7 +16459,7 @@
           <w:rFonts w:ascii="Georgia" w:hAnsi="Georgia"/>
           <w:color w:val="17494B"/>
         </w:rPr>
-        <w:t>LIDS, CONTUSION &amp; PERIORBITAL HAEMATOMA</w:t>
+        <w:t>LIDS, CONTUSION &amp; PERIORBITAL HEMATOMA</w:t>
       </w:r>
     </w:p>
     <w:tbl>
@@ -16832,7 +16832,7 @@
                 <w:i w:val="0"/>
                 <w:sz w:val="18"/>
               </w:rPr>
-              <w:t>Swelling WITHOUT haemorrhage. Held IN FRONT of the septum by the tarsal plate and septal margin → PRESEPTAL ecchymosis. Supportive to surgery. RULE OUT BRAIN TRAUMA.</w:t>
+              <w:t>Swelling WITHOUT hemorrhage. Held IN FRONT of the septum by the tarsal plate and septal margin → PRESEPTAL ecchymosis. Supportive to surgery. RULE OUT BRAIN TRAUMA.</w:t>
             </w:r>
           </w:p>
         </w:tc>
@@ -16859,7 +16859,7 @@
                 <w:i w:val="0"/>
                 <w:sz w:val="18"/>
               </w:rPr>
-              <w:t>PERIORBITAL HAEMATOMA</w:t>
+              <w:t>PERIORBITAL HEMATOMA</w:t>
             </w:r>
           </w:p>
         </w:tc>
@@ -16909,7 +16909,7 @@
                 <w:i w:val="0"/>
                 <w:sz w:val="18"/>
               </w:rPr>
-              <w:t>Periorbital haematoma — treatment</w:t>
+              <w:t>Periorbital hematoma — treatment</w:t>
             </w:r>
           </w:p>
         </w:tc>
@@ -17276,7 +17276,7 @@
                 <w:i w:val="0"/>
                 <w:sz w:val="18"/>
               </w:rPr>
-              <w:t>Most commonly PROLIFERATIVE DIABETIC RETINOPATHY. More LOCALISED and CONCAVE. → SURGICAL.</w:t>
+              <w:t>Most commonly PROLIFERATIVE DIABETIC RETINOPATHY. More LOCALIZED and CONCAVE. → SURGICAL.</w:t>
             </w:r>
           </w:p>
         </w:tc>
@@ -17326,7 +17326,7 @@
                 <w:i w:val="0"/>
                 <w:sz w:val="18"/>
               </w:rPr>
-              <w:t>NO break, NO traction. Systemic vascular/inflammatory disease or INTRAOCULAR TUMOUR. → TREAT THE UNDERLYING CONDITION.</w:t>
+              <w:t>NO break, NO traction. Systemic vascular/inflammatory disease or INTRAOCULAR TUMOR. → TREAT THE UNDERLYING CONDITION.</w:t>
             </w:r>
           </w:p>
         </w:tc>
@@ -17670,7 +17670,7 @@
                 <w:i w:val="0"/>
                 <w:sz w:val="18"/>
               </w:rPr>
-              <w:t>Periorbital ecchymosis, lid oedema, chemosis, subconjunctival haemorrhage, INFRAORBITAL NUMBNESS (infraorbital nerve), subcutaneous EMPHYSEMA, enophthalmos, proptosis.</w:t>
+              <w:t>Periorbital ecchymosis, lid edema, chemosis, subconjunctival hemorrhage, INFRAORBITAL NUMBNESS (infraorbital nerve), subcutaneous EMPHYSEMA, enophthalmos, proptosis.</w:t>
             </w:r>
           </w:p>
         </w:tc>
@@ -17747,7 +17747,7 @@
                 <w:i w:val="0"/>
                 <w:sz w:val="18"/>
               </w:rPr>
-              <w:t>THE PAEDIATRIC TRAP</w:t>
+              <w:t>THE PEDIATRIC TRAP</w:t>
             </w:r>
           </w:p>
         </w:tc>
@@ -18264,7 +18264,7 @@
                 <w:i w:val="0"/>
                 <w:sz w:val="18"/>
               </w:rPr>
-              <w:t>RACCOON EYES · BATTLE SIGN · HAEMOTYMPANUM · bleeding into middle ear or sphenoid sinus · CSF LEAK with CLEAR or PINK RHINORRHOEA.</w:t>
+              <w:t>RACCOON EYES · BATTLE SIGN · HEMOTYMPANUM · bleeding into middle ear or sphenoid sinus · CSF LEAK with CLEAR or PINK RHINORRHEA.</w:t>
             </w:r>
           </w:p>
         </w:tc>
@@ -19546,7 +19546,7 @@
                 <w:i w:val="0"/>
                 <w:sz w:val="18"/>
               </w:rPr>
-              <w:t>SENTINEL VESSEL (dilated episcleral vessel over the tumour) and EXTRASCLERAL EXTENSION.</w:t>
+              <w:t>SENTINEL VESSEL (dilated episcleral vessel over the tumor) and EXTRASCLERAL EXTENSION.</w:t>
             </w:r>
           </w:p>
         </w:tc>
@@ -19766,33 +19766,7 @@
           <w:b w:val="0"/>
           <w:i w:val="0"/>
         </w:rPr>
-        <w:t>← Back to Homepage</w:t>
-      </w:r>
-    </w:p>
-    <w:p>
-      <w:pPr>
-        <w:spacing w:after="120"/>
-      </w:pPr>
-      <w:r>
-        <w:rPr>
-          <w:b w:val="0"/>
-          <w:i w:val="0"/>
-        </w:rPr>
-        <w:t xml:space="preserve">★ </w:t>
-      </w:r>
-      <w:r>
-        <w:rPr>
-          <w:b w:val="0"/>
-          <w:i w:val="0"/>
-        </w:rPr>
-        <w:t>If you see any mistakes, click here to report it</w:t>
-      </w:r>
-      <w:r>
-        <w:rPr>
-          <w:b w:val="0"/>
-          <w:i w:val="0"/>
-        </w:rPr>
-        <w:t xml:space="preserve"> ★</w:t>
+        <w:t xml:space="preserve"> The study guide carries the reasoning; this is the night-before sheet. Where a slide reads as an absolute and its own speaker notes say otherwise, the hedge is written out rather than the slide. </w:t>
       </w:r>
     </w:p>
     <w:sectPr>

--- a/Clinical Medicine and Surgery I Exam 2/cms-exam-2-cram-sheet.docx
+++ b/Clinical Medicine and Surgery I Exam 2/cms-exam-2-cram-sheet.docx
@@ -15744,7 +15744,7 @@
                 <w:i w:val="0"/>
                 <w:sz w:val="18"/>
               </w:rPr>
-              <w:t>TOPICAL BROAD-SPECTRUM ANTIBACTERIAL. Patching may ease pain. Re-examine.</w:t>
+              <w:t>TOPICAL BROAD-SPECTRUM ANTIBACTERIAL. NO PATCH (slide says it may ease pain; it does not). Re-examine.</w:t>
             </w:r>
           </w:p>
         </w:tc>
